--- a/doc/Documentazione Progetto TPSIT.docx
+++ b/doc/Documentazione Progetto TPSIT.docx
@@ -175,8 +175,8 @@
           <w:noProof/>
         </w:rPr>
         <w:drawing>
-          <wp:inline distT="0" distB="0" distL="0" distR="0" wp14:anchorId="189D325B" wp14:editId="44B29049">
-            <wp:extent cx="4386021" cy="4924521"/>
+          <wp:inline distT="0" distB="0" distL="0" distR="0" wp14:anchorId="189D325B" wp14:editId="54FC2B85">
+            <wp:extent cx="5199679" cy="4960307"/>
             <wp:effectExtent l="0" t="0" r="0" b="0"/>
             <wp:docPr id="923756007" name="Immagine 2"/>
             <wp:cNvGraphicFramePr>
@@ -186,12 +186,12 @@
               <a:graphicData uri="http://schemas.openxmlformats.org/drawingml/2006/picture">
                 <pic:pic xmlns:pic="http://schemas.openxmlformats.org/drawingml/2006/picture">
                   <pic:nvPicPr>
-                    <pic:cNvPr id="923756007" name="Immagine 923756007"/>
+                    <pic:cNvPr id="923756007" name="Immagine 2"/>
                     <pic:cNvPicPr/>
                   </pic:nvPicPr>
                   <pic:blipFill rotWithShape="1">
                     <a:blip r:embed="rId8"/>
-                    <a:srcRect l="16161" t="15599" r="8726" b="24805"/>
+                    <a:srcRect l="8713" t="12483" r="21016" b="40145"/>
                     <a:stretch>
                       <a:fillRect/>
                     </a:stretch>
@@ -199,7 +199,7 @@
                   <pic:spPr bwMode="auto">
                     <a:xfrm>
                       <a:off x="0" y="0"/>
-                      <a:ext cx="4499268" cy="5051672"/>
+                      <a:ext cx="5259887" cy="5017744"/>
                     </a:xfrm>
                     <a:prstGeom prst="rect">
                       <a:avLst/>
@@ -1121,13 +1121,7 @@
         </w:numPr>
       </w:pPr>
       <w:r>
-        <w:t>GET</w:t>
-      </w:r>
-      <w:r>
-        <w:t xml:space="preserve">: </w:t>
-      </w:r>
-      <w:r>
-        <w:t xml:space="preserve">metodo utilizzato per elaborare e inviare alla </w:t>
+        <w:t xml:space="preserve">GET: metodo utilizzato per elaborare e inviare alla </w:t>
       </w:r>
       <w:r>
         <w:rPr>
@@ -1226,10 +1220,7 @@
         </w:numPr>
       </w:pPr>
       <w:r>
-        <w:t xml:space="preserve">GET: </w:t>
-      </w:r>
-      <w:r>
-        <w:t xml:space="preserve">metodo utilizzato per l’invio della foto profilo di un utente, per utilizzarla si ha bisogno di una sessione convalidata, prende come parametro l’id dell’utente della quale si vuole ricevere la foto profilo, in caso non vi sia il parametro id si riceve la propria. Questo metodo ha un funzionamento simile a quello di una REST API </w:t>
+        <w:t xml:space="preserve">GET: metodo utilizzato per l’invio della foto profilo di un utente, per utilizzarla si ha bisogno di una sessione convalidata, prende come parametro l’id dell’utente della quale si vuole ricevere la foto profilo, in caso non vi sia il parametro id si riceve la propria. Questo metodo ha un funzionamento simile a quello di una REST API </w:t>
       </w:r>
       <w:r>
         <w:t xml:space="preserve">in quanto il vero e proprio rendering dell’immagine viene fatto lato client. Questa </w:t>
@@ -1419,13 +1410,7 @@
         </w:numPr>
       </w:pPr>
       <w:r>
-        <w:t>POST</w:t>
-      </w:r>
-      <w:r>
-        <w:t xml:space="preserve">: </w:t>
-      </w:r>
-      <w:r>
-        <w:t xml:space="preserve">metodo utilizzato per inizializzare la procedura di cambio password. Si occupa di salvare il codice nel DB e di inviarlo via </w:t>
+        <w:t xml:space="preserve">POST: metodo utilizzato per inizializzare la procedura di cambio password. Si occupa di salvare il codice nel DB e di inviarlo via </w:t>
       </w:r>
       <w:proofErr w:type="gramStart"/>
       <w:r>
@@ -1521,10 +1506,7 @@
         </w:numPr>
       </w:pPr>
       <w:r>
-        <w:t>GET</w:t>
-      </w:r>
-      <w:r>
-        <w:t xml:space="preserve">: metodo utilizzato </w:t>
+        <w:t xml:space="preserve">GET: metodo utilizzato </w:t>
       </w:r>
       <w:r>
         <w:t xml:space="preserve">per l’invio dei metadati (numero di like, commenti, e relazioni tra utente e POI) ad una </w:t>
@@ -1595,13 +1577,7 @@
         </w:numPr>
       </w:pPr>
       <w:r>
-        <w:t>POST</w:t>
-      </w:r>
-      <w:r>
-        <w:t>: metodo utilizzato pe</w:t>
-      </w:r>
-      <w:r>
-        <w:t>r salvare i commenti lasciati dagli utenti nel DB, in seguito invia una risposta al client sull’esito dell’operazione.</w:t>
+        <w:t>POST: metodo utilizzato per salvare i commenti lasciati dagli utenti nel DB, in seguito invia una risposta al client sull’esito dell’operazione.</w:t>
       </w:r>
     </w:p>
     <w:p>
@@ -1619,6 +1595,18 @@
     <w:p>
       <w:pPr>
         <w:pStyle w:val="Paragrafoelenco"/>
+        <w:numPr>
+          <w:ilvl w:val="1"/>
+          <w:numId w:val="6"/>
+        </w:numPr>
+      </w:pPr>
+      <w:r>
+        <w:t>DELETE: metodo utilizzato per eliminare un commento, prende come parametro l’id del commento da eliminare.</w:t>
+      </w:r>
+    </w:p>
+    <w:p>
+      <w:pPr>
+        <w:pStyle w:val="Paragrafoelenco"/>
         <w:ind w:left="1440"/>
       </w:pPr>
     </w:p>
@@ -1672,10 +1660,7 @@
         </w:numPr>
       </w:pPr>
       <w:r>
-        <w:t xml:space="preserve">POST: metodo utilizzato per </w:t>
-      </w:r>
-      <w:r>
-        <w:t xml:space="preserve">inserire una prenotazione da parte di un utente nel DB, in seguito rimanda ad una pagina che mostra il risultato dell’operazione ed invia </w:t>
+        <w:t xml:space="preserve">POST: metodo utilizzato per inserire una prenotazione da parte di un utente nel DB, in seguito rimanda ad una pagina che mostra il risultato dell’operazione ed invia </w:t>
       </w:r>
       <w:proofErr w:type="gramStart"/>
       <w:r>
